--- a/Отчёт по УП.docx
+++ b/Отчёт по УП.docx
@@ -2562,8 +2562,6 @@
           <w:lang w:eastAsia="ru-RU"/>
         </w:rPr>
       </w:pPr>
-      <w:bookmarkStart w:id="0" w:name="_GoBack"/>
-      <w:bookmarkEnd w:id="0"/>
       <w:r>
         <w:br w:type="page"/>
       </w:r>
@@ -2572,12 +2570,12 @@
       <w:pPr>
         <w:pStyle w:val="111111111111111"/>
       </w:pPr>
-      <w:bookmarkStart w:id="1" w:name="_Toc230956991"/>
+      <w:bookmarkStart w:id="0" w:name="_Toc230956991"/>
       <w:r>
         <w:lastRenderedPageBreak/>
         <w:t>ВВЕДЕНИЕ</w:t>
       </w:r>
-      <w:bookmarkEnd w:id="1"/>
+      <w:bookmarkEnd w:id="0"/>
     </w:p>
     <w:p>
       <w:pPr>
@@ -2821,22 +2819,22 @@
       <w:pPr>
         <w:pStyle w:val="111111111111111"/>
       </w:pPr>
-      <w:bookmarkStart w:id="2" w:name="_Toc230956992"/>
+      <w:bookmarkStart w:id="1" w:name="_Toc230956992"/>
       <w:r>
         <w:lastRenderedPageBreak/>
         <w:t>1. ТЕХНИКА БЕЗОПАСНОСТИ</w:t>
       </w:r>
+      <w:bookmarkEnd w:id="1"/>
+    </w:p>
+    <w:p>
+      <w:pPr>
+        <w:pStyle w:val="222222222222222222"/>
+      </w:pPr>
+      <w:bookmarkStart w:id="2" w:name="_Toc230956993"/>
+      <w:r>
+        <w:t>1.1. Инструкция по охране труда</w:t>
+      </w:r>
       <w:bookmarkEnd w:id="2"/>
-    </w:p>
-    <w:p>
-      <w:pPr>
-        <w:pStyle w:val="222222222222222222"/>
-      </w:pPr>
-      <w:bookmarkStart w:id="3" w:name="_Toc230956993"/>
-      <w:r>
-        <w:t>1.1. Инструкция по охране труда</w:t>
-      </w:r>
-      <w:bookmarkEnd w:id="3"/>
     </w:p>
     <w:p>
       <w:pPr>
@@ -3215,7 +3213,7 @@
       <w:pPr>
         <w:pStyle w:val="222222222222222222"/>
       </w:pPr>
-      <w:bookmarkStart w:id="4" w:name="_Toc230956994"/>
+      <w:bookmarkStart w:id="3" w:name="_Toc230956994"/>
       <w:r>
         <w:t xml:space="preserve">1.2. Инструкции по технике безопасности и </w:t>
       </w:r>
@@ -3223,7 +3221,7 @@
       <w:r>
         <w:t>пожароопасности</w:t>
       </w:r>
-      <w:bookmarkEnd w:id="4"/>
+      <w:bookmarkEnd w:id="3"/>
       <w:proofErr w:type="spellEnd"/>
     </w:p>
     <w:p>
@@ -3507,11 +3505,11 @@
       <w:pPr>
         <w:pStyle w:val="222222222222222222"/>
       </w:pPr>
-      <w:bookmarkStart w:id="5" w:name="_Toc230956995"/>
+      <w:bookmarkStart w:id="4" w:name="_Toc230956995"/>
       <w:r>
         <w:t>1.3. Меры по обеспечению безопасности при работе с компьютерной техникой</w:t>
       </w:r>
-      <w:bookmarkEnd w:id="5"/>
+      <w:bookmarkEnd w:id="4"/>
     </w:p>
     <w:p>
       <w:pPr>
@@ -4066,22 +4064,22 @@
       <w:pPr>
         <w:pStyle w:val="111111111111111"/>
       </w:pPr>
-      <w:bookmarkStart w:id="6" w:name="_Toc230956996"/>
+      <w:bookmarkStart w:id="5" w:name="_Toc230956996"/>
       <w:r>
         <w:lastRenderedPageBreak/>
         <w:t>2. АНАЛИЗ ПРЕДМЕТНОЙ ОБЛАСТИ</w:t>
       </w:r>
+      <w:bookmarkEnd w:id="5"/>
+    </w:p>
+    <w:p>
+      <w:pPr>
+        <w:pStyle w:val="222222222222222222"/>
+      </w:pPr>
+      <w:bookmarkStart w:id="6" w:name="_Toc230956997"/>
+      <w:r>
+        <w:t>2.1. Краткая технико-экономическая характеристика объекта практики</w:t>
+      </w:r>
       <w:bookmarkEnd w:id="6"/>
-    </w:p>
-    <w:p>
-      <w:pPr>
-        <w:pStyle w:val="222222222222222222"/>
-      </w:pPr>
-      <w:bookmarkStart w:id="7" w:name="_Toc230956997"/>
-      <w:r>
-        <w:t>2.1. Краткая технико-экономическая характеристика объекта практики</w:t>
-      </w:r>
-      <w:bookmarkEnd w:id="7"/>
     </w:p>
     <w:p>
       <w:pPr>
@@ -5066,11 +5064,11 @@
       <w:pPr>
         <w:pStyle w:val="222222222222222222"/>
       </w:pPr>
-      <w:bookmarkStart w:id="8" w:name="_Toc230956998"/>
+      <w:bookmarkStart w:id="7" w:name="_Toc230956998"/>
       <w:r>
         <w:t>2.3. Состав программного обеспечения и тематика решаемых задач структурным подразделением</w:t>
       </w:r>
-      <w:bookmarkEnd w:id="8"/>
+      <w:bookmarkEnd w:id="7"/>
     </w:p>
     <w:p>
       <w:pPr>
@@ -5494,12 +5492,12 @@
       <w:pPr>
         <w:pStyle w:val="222222222222222222"/>
       </w:pPr>
-      <w:bookmarkStart w:id="9" w:name="_Toc230956999"/>
+      <w:bookmarkStart w:id="8" w:name="_Toc230956999"/>
       <w:r>
         <w:lastRenderedPageBreak/>
         <w:t>2.4. Анализ требований к разрабатываемому программному модулю</w:t>
       </w:r>
-      <w:bookmarkEnd w:id="9"/>
+      <w:bookmarkEnd w:id="8"/>
     </w:p>
     <w:p>
       <w:pPr>
@@ -6582,22 +6580,22 @@
       <w:pPr>
         <w:pStyle w:val="111111111111111"/>
       </w:pPr>
-      <w:bookmarkStart w:id="10" w:name="_Toc230957000"/>
+      <w:bookmarkStart w:id="9" w:name="_Toc230957000"/>
       <w:r>
         <w:lastRenderedPageBreak/>
         <w:t>3. РАЗРАБОТКА СПЕЦИФИКАЦИЙ</w:t>
       </w:r>
+      <w:bookmarkEnd w:id="9"/>
+    </w:p>
+    <w:p>
+      <w:pPr>
+        <w:pStyle w:val="222222222222222222"/>
+      </w:pPr>
+      <w:bookmarkStart w:id="10" w:name="_Toc230957001"/>
+      <w:r>
+        <w:t>3.1. Описание функциональной спецификации модуля</w:t>
+      </w:r>
       <w:bookmarkEnd w:id="10"/>
-    </w:p>
-    <w:p>
-      <w:pPr>
-        <w:pStyle w:val="222222222222222222"/>
-      </w:pPr>
-      <w:bookmarkStart w:id="11" w:name="_Toc230957001"/>
-      <w:r>
-        <w:t>3.1. Описание функциональной спецификации модуля</w:t>
-      </w:r>
-      <w:bookmarkEnd w:id="11"/>
     </w:p>
     <w:p>
       <w:pPr>
@@ -7096,12 +7094,12 @@
       <w:pPr>
         <w:pStyle w:val="222222222222222222"/>
       </w:pPr>
-      <w:bookmarkStart w:id="12" w:name="_Toc230957002"/>
+      <w:bookmarkStart w:id="11" w:name="_Toc230957002"/>
       <w:r>
         <w:lastRenderedPageBreak/>
         <w:t>3.2. Описание синтаксической спецификации входа модуля</w:t>
       </w:r>
-      <w:bookmarkEnd w:id="12"/>
+      <w:bookmarkEnd w:id="11"/>
     </w:p>
     <w:p>
       <w:pPr>
@@ -8388,11 +8386,11 @@
       <w:pPr>
         <w:pStyle w:val="222222222222222222"/>
       </w:pPr>
-      <w:bookmarkStart w:id="13" w:name="_Toc230957003"/>
+      <w:bookmarkStart w:id="12" w:name="_Toc230957003"/>
       <w:r>
         <w:t>3.3. Описание структуры данных модуля</w:t>
       </w:r>
-      <w:bookmarkEnd w:id="13"/>
+      <w:bookmarkEnd w:id="12"/>
     </w:p>
     <w:p>
       <w:pPr>
@@ -9701,22 +9699,22 @@
       <w:pPr>
         <w:pStyle w:val="111111111111111"/>
       </w:pPr>
-      <w:bookmarkStart w:id="14" w:name="_Toc230957004"/>
+      <w:bookmarkStart w:id="13" w:name="_Toc230957004"/>
       <w:r>
         <w:lastRenderedPageBreak/>
         <w:t>4. РАЗРАБОТКА КОДА ПРОГРАММНОГО МОДУЛЯ</w:t>
       </w:r>
+      <w:bookmarkEnd w:id="13"/>
+    </w:p>
+    <w:p>
+      <w:pPr>
+        <w:pStyle w:val="222222222222222222"/>
+      </w:pPr>
+      <w:bookmarkStart w:id="14" w:name="_Toc230957005"/>
+      <w:r>
+        <w:t>4.1. Выбор языка программирования</w:t>
+      </w:r>
       <w:bookmarkEnd w:id="14"/>
-    </w:p>
-    <w:p>
-      <w:pPr>
-        <w:pStyle w:val="222222222222222222"/>
-      </w:pPr>
-      <w:bookmarkStart w:id="15" w:name="_Toc230957005"/>
-      <w:r>
-        <w:t>4.1. Выбор языка программирования</w:t>
-      </w:r>
-      <w:bookmarkEnd w:id="15"/>
     </w:p>
     <w:p>
       <w:pPr>
@@ -10148,12 +10146,12 @@
       <w:pPr>
         <w:pStyle w:val="222222222222222222"/>
       </w:pPr>
-      <w:bookmarkStart w:id="16" w:name="_Toc230957006"/>
+      <w:bookmarkStart w:id="15" w:name="_Toc230957006"/>
       <w:r>
         <w:lastRenderedPageBreak/>
         <w:t>4.2. Программирование модуля</w:t>
       </w:r>
-      <w:bookmarkEnd w:id="16"/>
+      <w:bookmarkEnd w:id="15"/>
     </w:p>
     <w:p>
       <w:pPr>
@@ -14825,7 +14823,7 @@
           <w:lang w:val="en-US"/>
         </w:rPr>
       </w:pPr>
-      <w:bookmarkStart w:id="17" w:name="_Toc230957007"/>
+      <w:bookmarkStart w:id="16" w:name="_Toc230957007"/>
       <w:r>
         <w:rPr>
           <w:lang w:val="en-US"/>
@@ -14845,7 +14843,7 @@
       <w:r>
         <w:t>модуля</w:t>
       </w:r>
-      <w:bookmarkEnd w:id="17"/>
+      <w:bookmarkEnd w:id="16"/>
     </w:p>
     <w:p>
       <w:pPr>
@@ -15220,11 +15218,11 @@
       <w:pPr>
         <w:pStyle w:val="222222222222222222"/>
       </w:pPr>
-      <w:bookmarkStart w:id="18" w:name="_Toc230957008"/>
+      <w:bookmarkStart w:id="17" w:name="_Toc230957008"/>
       <w:r>
         <w:t>4.4. Отладка модуля</w:t>
       </w:r>
-      <w:bookmarkEnd w:id="18"/>
+      <w:bookmarkEnd w:id="17"/>
     </w:p>
     <w:p>
       <w:pPr>
@@ -15383,22 +15381,22 @@
       <w:pPr>
         <w:pStyle w:val="111111111111111"/>
       </w:pPr>
-      <w:bookmarkStart w:id="19" w:name="_Toc230957009"/>
+      <w:bookmarkStart w:id="18" w:name="_Toc230957009"/>
       <w:r>
         <w:lastRenderedPageBreak/>
         <w:t>5. ТЕСТИРОВАНИЕ ПРОГРАММНОГО МОДУЛЯ</w:t>
       </w:r>
+      <w:bookmarkEnd w:id="18"/>
+    </w:p>
+    <w:p>
+      <w:pPr>
+        <w:pStyle w:val="222222222222222222"/>
+      </w:pPr>
+      <w:bookmarkStart w:id="19" w:name="_Toc230957010"/>
+      <w:r>
+        <w:t>5.1. Разработка тестовых сценариев</w:t>
+      </w:r>
       <w:bookmarkEnd w:id="19"/>
-    </w:p>
-    <w:p>
-      <w:pPr>
-        <w:pStyle w:val="222222222222222222"/>
-      </w:pPr>
-      <w:bookmarkStart w:id="20" w:name="_Toc230957010"/>
-      <w:r>
-        <w:t>5.1. Разработка тестовых сценариев</w:t>
-      </w:r>
-      <w:bookmarkEnd w:id="20"/>
     </w:p>
     <w:p>
       <w:pPr>
@@ -16317,7 +16315,7 @@
           <w:color w:val="0F1115"/>
           <w:sz w:val="28"/>
           <w:szCs w:val="28"/>
-          <w:lang w:eastAsia="ru-RU"/>
+          <w:lang w:val="en-US" w:eastAsia="ru-RU"/>
         </w:rPr>
       </w:pPr>
     </w:p>
@@ -16325,11 +16323,11 @@
       <w:pPr>
         <w:pStyle w:val="222222222222222222"/>
       </w:pPr>
-      <w:bookmarkStart w:id="21" w:name="_Toc230957011"/>
+      <w:bookmarkStart w:id="20" w:name="_Toc230957011"/>
       <w:r>
         <w:t>5.2. Модульное тестирование</w:t>
       </w:r>
-      <w:bookmarkEnd w:id="21"/>
+      <w:bookmarkEnd w:id="20"/>
     </w:p>
     <w:p>
       <w:pPr>
@@ -17186,11 +17184,11 @@
       <w:pPr>
         <w:pStyle w:val="222222222222222222"/>
       </w:pPr>
-      <w:bookmarkStart w:id="22" w:name="_Toc230957012"/>
+      <w:bookmarkStart w:id="21" w:name="_Toc230957012"/>
       <w:r>
         <w:t>5.3. Тестирование производительности</w:t>
       </w:r>
-      <w:bookmarkEnd w:id="22"/>
+      <w:bookmarkEnd w:id="21"/>
     </w:p>
     <w:p>
       <w:pPr>
@@ -17829,7 +17827,7 @@
       <w:pPr>
         <w:pStyle w:val="222222222222222222"/>
       </w:pPr>
-      <w:bookmarkStart w:id="23" w:name="_Toc230957013"/>
+      <w:bookmarkStart w:id="22" w:name="_Toc230957013"/>
       <w:r>
         <w:t xml:space="preserve">5.4. Загрузка программного модуля в </w:t>
       </w:r>
@@ -17837,7 +17835,7 @@
       <w:r>
         <w:t>репозиторий</w:t>
       </w:r>
-      <w:bookmarkEnd w:id="23"/>
+      <w:bookmarkEnd w:id="22"/>
       <w:proofErr w:type="spellEnd"/>
     </w:p>
     <w:p>
@@ -18088,54 +18086,191 @@
         <w:jc w:val="both"/>
         <w:rPr>
           <w:rFonts w:ascii="Times New Roman" w:eastAsia="Times New Roman" w:hAnsi="Times New Roman" w:cs="Times New Roman"/>
-          <w:color w:val="0F1115"/>
-          <w:sz w:val="28"/>
-          <w:szCs w:val="28"/>
-          <w:lang w:eastAsia="ru-RU"/>
-        </w:rPr>
-      </w:pPr>
-      <w:r>
-        <w:rPr>
-          <w:rFonts w:ascii="Times New Roman" w:eastAsia="Times New Roman" w:hAnsi="Times New Roman" w:cs="Times New Roman"/>
-          <w:color w:val="0F1115"/>
+          <w:color w:val="5B9BD5" w:themeColor="accent1"/>
           <w:sz w:val="28"/>
           <w:szCs w:val="28"/>
           <w:shd w:val="clear" w:color="auto" w:fill="EBEEF2"/>
           <w:lang w:eastAsia="ru-RU"/>
         </w:rPr>
-        <w:t xml:space="preserve"> https://github.com/</w:t>
-      </w:r>
-      <w:r>
-        <w:rPr>
-          <w:rFonts w:ascii="Times New Roman" w:eastAsia="Times New Roman" w:hAnsi="Times New Roman" w:cs="Times New Roman"/>
-          <w:color w:val="0F1115"/>
-          <w:sz w:val="28"/>
-          <w:szCs w:val="28"/>
+      </w:pPr>
+      <w:r>
+        <w:rPr>
+          <w:rFonts w:ascii="Times New Roman" w:eastAsia="Times New Roman" w:hAnsi="Times New Roman" w:cs="Times New Roman"/>
+          <w:b/>
+          <w:bCs/>
+          <w:i/>
+          <w:iCs/>
+          <w:color w:val="5B9BD5" w:themeColor="accent1"/>
+          <w:sz w:val="28"/>
+          <w:szCs w:val="28"/>
+          <w:u w:val="single"/>
           <w:shd w:val="clear" w:color="auto" w:fill="EBEEF2"/>
           <w:lang w:val="en-US" w:eastAsia="ru-RU"/>
         </w:rPr>
-        <w:t>name</w:t>
-      </w:r>
-      <w:r>
-        <w:rPr>
-          <w:rFonts w:ascii="Times New Roman" w:eastAsia="Times New Roman" w:hAnsi="Times New Roman" w:cs="Times New Roman"/>
-          <w:color w:val="0F1115"/>
-          <w:sz w:val="28"/>
-          <w:szCs w:val="28"/>
+        <w:t>https</w:t>
+      </w:r>
+      <w:r>
+        <w:rPr>
+          <w:rFonts w:ascii="Times New Roman" w:eastAsia="Times New Roman" w:hAnsi="Times New Roman" w:cs="Times New Roman"/>
+          <w:b/>
+          <w:bCs/>
+          <w:i/>
+          <w:iCs/>
+          <w:color w:val="5B9BD5" w:themeColor="accent1"/>
+          <w:sz w:val="28"/>
+          <w:szCs w:val="28"/>
+          <w:u w:val="single"/>
           <w:shd w:val="clear" w:color="auto" w:fill="EBEEF2"/>
           <w:lang w:eastAsia="ru-RU"/>
         </w:rPr>
+        <w:t>://</w:t>
+      </w:r>
+      <w:proofErr w:type="spellStart"/>
+      <w:r>
+        <w:rPr>
+          <w:rFonts w:ascii="Times New Roman" w:eastAsia="Times New Roman" w:hAnsi="Times New Roman" w:cs="Times New Roman"/>
+          <w:b/>
+          <w:bCs/>
+          <w:i/>
+          <w:iCs/>
+          <w:color w:val="5B9BD5" w:themeColor="accent1"/>
+          <w:sz w:val="28"/>
+          <w:szCs w:val="28"/>
+          <w:u w:val="single"/>
+          <w:shd w:val="clear" w:color="auto" w:fill="EBEEF2"/>
+          <w:lang w:val="en-US" w:eastAsia="ru-RU"/>
+        </w:rPr>
+        <w:t>github</w:t>
+      </w:r>
+      <w:proofErr w:type="spellEnd"/>
+      <w:r>
+        <w:rPr>
+          <w:rFonts w:ascii="Times New Roman" w:eastAsia="Times New Roman" w:hAnsi="Times New Roman" w:cs="Times New Roman"/>
+          <w:b/>
+          <w:bCs/>
+          <w:i/>
+          <w:iCs/>
+          <w:color w:val="5B9BD5" w:themeColor="accent1"/>
+          <w:sz w:val="28"/>
+          <w:szCs w:val="28"/>
+          <w:u w:val="single"/>
+          <w:shd w:val="clear" w:color="auto" w:fill="EBEEF2"/>
+          <w:lang w:eastAsia="ru-RU"/>
+        </w:rPr>
+        <w:t>.</w:t>
+      </w:r>
+      <w:r>
+        <w:rPr>
+          <w:rFonts w:ascii="Times New Roman" w:eastAsia="Times New Roman" w:hAnsi="Times New Roman" w:cs="Times New Roman"/>
+          <w:b/>
+          <w:bCs/>
+          <w:i/>
+          <w:iCs/>
+          <w:color w:val="5B9BD5" w:themeColor="accent1"/>
+          <w:sz w:val="28"/>
+          <w:szCs w:val="28"/>
+          <w:u w:val="single"/>
+          <w:shd w:val="clear" w:color="auto" w:fill="EBEEF2"/>
+          <w:lang w:val="en-US" w:eastAsia="ru-RU"/>
+        </w:rPr>
+        <w:t>com</w:t>
+      </w:r>
+      <w:r>
+        <w:rPr>
+          <w:rFonts w:ascii="Times New Roman" w:eastAsia="Times New Roman" w:hAnsi="Times New Roman" w:cs="Times New Roman"/>
+          <w:b/>
+          <w:bCs/>
+          <w:i/>
+          <w:iCs/>
+          <w:color w:val="5B9BD5" w:themeColor="accent1"/>
+          <w:sz w:val="28"/>
+          <w:szCs w:val="28"/>
+          <w:u w:val="single"/>
+          <w:shd w:val="clear" w:color="auto" w:fill="EBEEF2"/>
+          <w:lang w:eastAsia="ru-RU"/>
+        </w:rPr>
         <w:t>/</w:t>
       </w:r>
+      <w:r>
+        <w:rPr>
+          <w:rFonts w:ascii="Times New Roman" w:eastAsia="Times New Roman" w:hAnsi="Times New Roman" w:cs="Times New Roman"/>
+          <w:b/>
+          <w:bCs/>
+          <w:i/>
+          <w:iCs/>
+          <w:color w:val="5B9BD5" w:themeColor="accent1"/>
+          <w:sz w:val="28"/>
+          <w:szCs w:val="28"/>
+          <w:u w:val="single"/>
+          <w:shd w:val="clear" w:color="auto" w:fill="EBEEF2"/>
+          <w:lang w:val="en-US" w:eastAsia="ru-RU"/>
+        </w:rPr>
+        <w:t>Vida</w:t>
+      </w:r>
+      <w:r>
+        <w:rPr>
+          <w:rFonts w:ascii="Times New Roman" w:eastAsia="Times New Roman" w:hAnsi="Times New Roman" w:cs="Times New Roman"/>
+          <w:b/>
+          <w:bCs/>
+          <w:i/>
+          <w:iCs/>
+          <w:color w:val="5B9BD5" w:themeColor="accent1"/>
+          <w:sz w:val="28"/>
+          <w:szCs w:val="28"/>
+          <w:u w:val="single"/>
+          <w:shd w:val="clear" w:color="auto" w:fill="EBEEF2"/>
+          <w:lang w:eastAsia="ru-RU"/>
+        </w:rPr>
+        <w:t>-</w:t>
+      </w:r>
       <w:proofErr w:type="spellStart"/>
       <w:r>
         <w:rPr>
           <w:rFonts w:ascii="Times New Roman" w:eastAsia="Times New Roman" w:hAnsi="Times New Roman" w:cs="Times New Roman"/>
-          <w:color w:val="0F1115"/>
-          <w:sz w:val="28"/>
-          <w:szCs w:val="28"/>
+          <w:b/>
+          <w:bCs/>
+          <w:i/>
+          <w:iCs/>
+          <w:color w:val="5B9BD5" w:themeColor="accent1"/>
+          <w:sz w:val="28"/>
+          <w:szCs w:val="28"/>
+          <w:u w:val="single"/>
           <w:shd w:val="clear" w:color="auto" w:fill="EBEEF2"/>
-          <w:lang w:eastAsia="ru-RU"/>
+          <w:lang w:val="en-US" w:eastAsia="ru-RU"/>
+        </w:rPr>
+        <w:t>jiest</w:t>
+      </w:r>
+      <w:proofErr w:type="spellEnd"/>
+      <w:r>
+        <w:rPr>
+          <w:rFonts w:ascii="Times New Roman" w:eastAsia="Times New Roman" w:hAnsi="Times New Roman" w:cs="Times New Roman"/>
+          <w:b/>
+          <w:bCs/>
+          <w:i/>
+          <w:iCs/>
+          <w:color w:val="5B9BD5" w:themeColor="accent1"/>
+          <w:sz w:val="28"/>
+          <w:szCs w:val="28"/>
+          <w:u w:val="single"/>
+          <w:shd w:val="clear" w:color="auto" w:fill="EBEEF2"/>
+          <w:lang w:eastAsia="ru-RU"/>
+        </w:rPr>
+        <w:t>/</w:t>
+      </w:r>
+      <w:proofErr w:type="spellStart"/>
+      <w:r>
+        <w:rPr>
+          <w:rFonts w:ascii="Times New Roman" w:eastAsia="Times New Roman" w:hAnsi="Times New Roman" w:cs="Times New Roman"/>
+          <w:b/>
+          <w:bCs/>
+          <w:i/>
+          <w:iCs/>
+          <w:color w:val="5B9BD5" w:themeColor="accent1"/>
+          <w:sz w:val="28"/>
+          <w:szCs w:val="28"/>
+          <w:u w:val="single"/>
+          <w:shd w:val="clear" w:color="auto" w:fill="EBEEF2"/>
+          <w:lang w:val="en-US" w:eastAsia="ru-RU"/>
         </w:rPr>
         <w:t>AircraftPartsManager</w:t>
       </w:r>
@@ -18143,13 +18278,37 @@
       <w:r>
         <w:rPr>
           <w:rFonts w:ascii="Times New Roman" w:eastAsia="Times New Roman" w:hAnsi="Times New Roman" w:cs="Times New Roman"/>
-          <w:color w:val="0F1115"/>
-          <w:sz w:val="28"/>
-          <w:szCs w:val="28"/>
+          <w:b/>
+          <w:bCs/>
+          <w:i/>
+          <w:iCs/>
+          <w:color w:val="5B9BD5" w:themeColor="accent1"/>
+          <w:sz w:val="28"/>
+          <w:szCs w:val="28"/>
+          <w:u w:val="single"/>
+          <w:shd w:val="clear" w:color="auto" w:fill="EBEEF2"/>
           <w:lang w:eastAsia="ru-RU"/>
         </w:rPr>
         <w:t>.</w:t>
       </w:r>
+      <w:r>
+        <w:rPr>
+          <w:rFonts w:ascii="Times New Roman" w:eastAsia="Times New Roman" w:hAnsi="Times New Roman" w:cs="Times New Roman"/>
+          <w:b/>
+          <w:bCs/>
+          <w:i/>
+          <w:iCs/>
+          <w:color w:val="5B9BD5" w:themeColor="accent1"/>
+          <w:sz w:val="28"/>
+          <w:szCs w:val="28"/>
+          <w:u w:val="single"/>
+          <w:shd w:val="clear" w:color="auto" w:fill="EBEEF2"/>
+          <w:lang w:val="en-US" w:eastAsia="ru-RU"/>
+        </w:rPr>
+        <w:t>git</w:t>
+      </w:r>
+      <w:bookmarkStart w:id="23" w:name="_GoBack"/>
+      <w:bookmarkEnd w:id="23"/>
       <w:r>
         <w:rPr>
           <w:rFonts w:ascii="Times New Roman" w:eastAsia="Times New Roman" w:hAnsi="Times New Roman" w:cs="Times New Roman"/>
@@ -19090,6 +19249,7 @@
         <w:docPartUnique/>
       </w:docPartObj>
     </w:sdtPr>
+    <w:sdtEndPr/>
     <w:sdtContent>
       <w:p>
         <w:pPr>
@@ -19127,7 +19287,7 @@
             <w:sz w:val="28"/>
             <w:szCs w:val="28"/>
           </w:rPr>
-          <w:t>4</w:t>
+          <w:t>23</w:t>
         </w:r>
         <w:r>
           <w:rPr>
@@ -23784,7 +23944,6 @@
   <w:style w:type="character" w:default="1" w:styleId="a0">
     <w:name w:val="Default Paragraph Font"/>
     <w:uiPriority w:val="1"/>
-    <w:semiHidden/>
     <w:unhideWhenUsed/>
   </w:style>
   <w:style w:type="table" w:default="1" w:styleId="a1">
@@ -24361,7 +24520,7 @@
 </file>
 
 <file path=customXml/itemProps1.xml><?xml version="1.0" encoding="utf-8"?>
-<ds:datastoreItem xmlns:ds="http://schemas.openxmlformats.org/officeDocument/2006/customXml" ds:itemID="{F3BA54FB-6E9B-41EB-AD46-CE2EA5B889B7}">
+<ds:datastoreItem xmlns:ds="http://schemas.openxmlformats.org/officeDocument/2006/customXml" ds:itemID="{5647B73A-66CD-45BF-9363-4B7528BC9869}">
   <ds:schemaRefs>
     <ds:schemaRef ds:uri="http://schemas.openxmlformats.org/officeDocument/2006/bibliography"/>
   </ds:schemaRefs>
